--- a/docs/Team_E_Lab1_Data_Problem_Statement.docx
+++ b/docs/Team_E_Lab1_Data_Problem_Statement.docx
@@ -3903,7 +3903,7 @@
           <w:sz w:val="21"/>
           <w:szCs w:val="21"/>
         </w:rPr>
-        <w:t xml:space="preserve"> cannot substitute for one: 21,648 unique values across 32,561 rows, 17,231 rows sharing a value with at least one other row, and a most-frequent value of 123011 that repeats 13 times. This is not a flaw in </w:t>
+        <w:t xml:space="preserve"> cannot substitute for one: 21,648 unique values across 32,561 rows, 17,231 rows sharing a value with at least one other row, and three separate values (123011, 164190 and 203488) tied as the most repeated at 13 rows each. This is not a flaw in </w:t>
       </w:r>
       <w:r>
         <w:rPr>
